--- a/data/ai_paras/AI_para_182.docx
+++ b/data/ai_paras/AI_para_182.docx
@@ -4,7 +4,7 @@
   <w:body>
     <w:p>
       <w:r>
-        <w:t>Research serves as a cornerstone in various academic and professional fields, playing an integral role in expanding knowledge and guiding decision-making processes. In sociology, research methodologies enable scholars to systematically study social behaviors and structures, providing empirical evidence that informs theories and practices. By employing both qualitative and quantitative approaches, researchers can delve into complex social phenomena, offering nuanced insights into human interactions and societal trends. Qualitative research, with its focus on understanding the depth of social experiences, complements quantitative research, which seeks to quantify variables and establish patterns across populations (Nguyen, 2015). Together, these methods not only contribute to theoretical advancements but also equip policymakers and practitioners with the data necessary to address social issues effectively.</w:t>
+        <w:t>Émile Durkheim is widely regarded as a foundational figure in sociology, largely due to his pioneering work on the social phenomenon of suicide. His seminal study, "Suicide" (1897), was groundbreaking in its application of empirical methods to explore how social factors influence individual actions (Ref-u387043). Durkheim identified four types of suicide—egoistic, altruistic, anomic, and fatalistic—each linked to varying degrees of social integration and regulation. This typology highlighted the intricate ways in which societal structures impact personal behavior, challenging previously held beliefs that suicide was solely a matter of individual psychology. By emphasizing the role of social forces, Durkheim's work not only advanced the field of sociology but also laid the groundwork for subsequent research into the complex interplay between individual actions and broader social contexts.</w:t>
       </w:r>
     </w:p>
     <w:sectPr>
